--- a/docs/submissions/2026-10-24-ldrfa-admin-costs.docx
+++ b/docs/submissions/2026-10-24-ldrfa-admin-costs.docx
@@ -174,7 +174,7 @@
       <w:r>
         <w:t xml:space="preserve">Speak Screen on an iPhone or iPad will read whatever is on screen. Microsoft Edge has Read Aloud built in, and </w:t>
       </w:r>
-      <w:hyperlink w:history="1" r:id="rId1ouruiovwyerx5ln6xqfb">
+      <w:hyperlink w:history="1" r:id="rIdvktxwd5kqfirozbzuevz3">
         <w:r>
           <w:rPr>
             <w:rStyle w:val="Hyperlink"/>
@@ -185,7 +185,7 @@
       <w:r>
         <w:t xml:space="preserve"> will read a document while highlighting the line, which helps if your eyes slide off text. LDRFA has a fuller round-up of </w:t>
       </w:r>
-      <w:hyperlink w:history="1" r:id="rId3lapjvhxcnlne3l2qgavt">
+      <w:hyperlink w:history="1" r:id="rIdmrlir7fnrbxmlxnld9pnq">
         <w:r>
           <w:rPr>
             <w:rStyle w:val="Hyperlink"/>
@@ -228,7 +228,7 @@
       <w:r>
         <w:t xml:space="preserve">Live Text on an iPhone lets you point the camera at a letter, select the text straight off the page, and copy it or have it read out. Google Lens does the same on Android. Apple lists the current features on its </w:t>
       </w:r>
-      <w:hyperlink w:history="1" r:id="rIdlt4tbj69qd1xttmztou5c">
+      <w:hyperlink w:history="1" r:id="rIdmmm7you2htfshjsrmrggd">
         <w:r>
           <w:rPr>
             <w:rStyle w:val="Hyperlink"/>
@@ -255,7 +255,7 @@
       <w:r>
         <w:t xml:space="preserve">If writing is the harder direction for you, </w:t>
       </w:r>
-      <w:hyperlink w:history="1" r:id="rIdcdp1krhginzo9fpklgncf">
+      <w:hyperlink w:history="1" r:id="rIdvhhez62udv1cazgbsdbcr">
         <w:r>
           <w:rPr>
             <w:rStyle w:val="Hyperlink"/>
@@ -298,7 +298,7 @@
       <w:r>
         <w:t xml:space="preserve">Voice assistants earn their place here, not for anything clever, but because the cost of capture is almost nothing. Saying a reminder out loud the second you think of it beats any system that requires you to open an app first. LDRFA has a </w:t>
       </w:r>
-      <w:hyperlink w:history="1" r:id="rIdmga153uhwkxlgrjxglfoo">
+      <w:hyperlink w:history="1" r:id="rId_ifyh4gdi1xe5fq5k2-zs">
         <w:r>
           <w:rPr>
             <w:rStyle w:val="Hyperlink"/>
@@ -434,9 +434,9 @@
         <w:spacing w:after="180"/>
       </w:pPr>
       <w:r>
-        <w:t xml:space="preserve">J.M. Struijk is a late-diagnosed ADHD and autistic writer, and the author of practical, non-clinical books for adults working out what a late diagnosis means day to day. Free tools, including an ADHD Tax Calculator and a Subscription Audit, are at </w:t>
-      </w:r>
-      <w:hyperlink w:history="1" r:id="rIda4aqzw6ggd9lwdcr81p9q">
+        <w:t xml:space="preserve">J.M. Struijk is an autistic writer with ADHD, originally diagnosed with Asperger's, and a single father who raised a child with autism and ADHD. His books are practical and non-clinical, written for adults working out what a late diagnosis means day to day. Free tools, including an ADHD Tax Calculator and a Subscription Audit, are at </w:t>
+      </w:r>
+      <w:hyperlink w:history="1" r:id="rIdzktr1lpheikstoqig6kzy">
         <w:r>
           <w:rPr>
             <w:rStyle w:val="Hyperlink"/>
